--- a/data/project_documents/project_summary_003.docx
+++ b/data/project_documents/project_summary_003.docx
@@ -30,7 +30,7 @@
     </w:p>
     <w:p>
       <w:r>
-        <w:t>Идентификатор: BANK-FRAUD-2026-003</w:t>
+        <w:t>Идентификатор: БАНК-АНТИФРОД-2026-003</w:t>
       </w:r>
     </w:p>
     <w:p>
@@ -103,7 +103,7 @@
         <w:pStyle w:val="ListBullet"/>
       </w:pPr>
       <w:r>
-        <w:t>Сравнить модельный и rule-based подходы.</w:t>
+        <w:t>Сравнить модельный подход и подход на правилах.</w:t>
       </w:r>
     </w:p>
     <w:p>
@@ -167,7 +167,7 @@
         <w:pStyle w:val="ListBullet"/>
       </w:pPr>
       <w:r>
-        <w:t>Precision не ниже 0.70</w:t>
+        <w:t>Точность не ниже 0.70</w:t>
       </w:r>
     </w:p>
     <w:p>
@@ -175,7 +175,7 @@
         <w:pStyle w:val="ListBullet"/>
       </w:pPr>
       <w:r>
-        <w:t>Recall не ниже 0.60</w:t>
+        <w:t>Полнота не ниже 0.60</w:t>
       </w:r>
     </w:p>
     <w:p>
